--- a/LoC/LoC_NSF SaTC_UTEP_OCTAVO.docx
+++ b/LoC/LoC_NSF SaTC_UTEP_OCTAVO.docx
@@ -5,16 +5,32 @@
     <w:p>
       <w:pPr>
         <w:pStyle w:val="BodyText"/>
-      </w:pPr>
-    </w:p>
-    <w:p>
-      <w:pPr>
-        <w:pStyle w:val="BodyText"/>
-      </w:pPr>
-    </w:p>
-    <w:p>
-      <w:r>
-        <w:rPr>
+        <w:rPr>
+          <w:rFonts w:ascii="Times New Roman" w:hAnsi="Times New Roman" w:cs="Times New Roman"/>
+          <w:sz w:val="22"/>
+          <w:szCs w:val="22"/>
+        </w:rPr>
+      </w:pPr>
+    </w:p>
+    <w:p>
+      <w:pPr>
+        <w:pStyle w:val="BodyText"/>
+        <w:rPr>
+          <w:rFonts w:ascii="Times New Roman" w:hAnsi="Times New Roman" w:cs="Times New Roman"/>
+          <w:sz w:val="22"/>
+          <w:szCs w:val="22"/>
+        </w:rPr>
+      </w:pPr>
+    </w:p>
+    <w:p>
+      <w:pPr>
+        <w:rPr>
+          <w:rFonts w:ascii="Times New Roman" w:hAnsi="Times New Roman" w:cs="Times New Roman"/>
+        </w:rPr>
+      </w:pPr>
+      <w:r>
+        <w:rPr>
+          <w:rFonts w:ascii="Times New Roman" w:hAnsi="Times New Roman" w:cs="Times New Roman"/>
           <w:highlight w:val="yellow"/>
         </w:rPr>
         <w:t>[Letterhead]</w:t>
@@ -23,21 +39,39 @@
     <w:p>
       <w:pPr>
         <w:pStyle w:val="BodyText"/>
+        <w:rPr>
+          <w:rFonts w:ascii="Times New Roman" w:hAnsi="Times New Roman" w:cs="Times New Roman"/>
+          <w:sz w:val="22"/>
+          <w:szCs w:val="22"/>
+        </w:rPr>
       </w:pPr>
     </w:p>
     <w:p>
       <w:pPr>
         <w:pStyle w:val="BodyText"/>
         <w:jc w:val="both"/>
+        <w:rPr>
+          <w:rFonts w:ascii="Times New Roman" w:hAnsi="Times New Roman" w:cs="Times New Roman"/>
+          <w:sz w:val="22"/>
+          <w:szCs w:val="22"/>
+        </w:rPr>
       </w:pPr>
     </w:p>
     <w:p>
       <w:pPr>
         <w:pStyle w:val="BodyText"/>
         <w:jc w:val="both"/>
-      </w:pPr>
-      <w:r>
-        <w:rPr>
+        <w:rPr>
+          <w:rFonts w:ascii="Times New Roman" w:hAnsi="Times New Roman" w:cs="Times New Roman"/>
+          <w:sz w:val="22"/>
+          <w:szCs w:val="22"/>
+        </w:rPr>
+      </w:pPr>
+      <w:r>
+        <w:rPr>
+          <w:rFonts w:ascii="Times New Roman" w:hAnsi="Times New Roman" w:cs="Times New Roman"/>
+          <w:sz w:val="22"/>
+          <w:szCs w:val="22"/>
           <w:highlight w:val="yellow"/>
         </w:rPr>
         <w:t>Date</w:t>
@@ -47,6 +81,11 @@
       <w:pPr>
         <w:pStyle w:val="BodyText"/>
         <w:spacing w:before="85"/>
+        <w:rPr>
+          <w:rFonts w:ascii="Times New Roman" w:hAnsi="Times New Roman" w:cs="Times New Roman"/>
+          <w:sz w:val="22"/>
+          <w:szCs w:val="22"/>
+        </w:rPr>
       </w:pPr>
     </w:p>
     <w:p>
@@ -56,129 +95,202 @@
         <w:ind w:right="359"/>
         <w:jc w:val="both"/>
         <w:rPr>
+          <w:rFonts w:ascii="Times New Roman" w:hAnsi="Times New Roman" w:cs="Times New Roman"/>
           <w:i/>
           <w:iCs/>
-        </w:rPr>
-      </w:pPr>
-      <w:r>
+          <w:sz w:val="22"/>
+          <w:szCs w:val="22"/>
+        </w:rPr>
+      </w:pPr>
+      <w:r>
+        <w:rPr>
+          <w:rFonts w:ascii="Times New Roman" w:hAnsi="Times New Roman" w:cs="Times New Roman"/>
+          <w:sz w:val="22"/>
+          <w:szCs w:val="22"/>
+        </w:rPr>
         <w:t>Re:</w:t>
       </w:r>
       <w:r>
         <w:rPr>
-          <w:spacing w:val="-6"/>
+          <w:rFonts w:ascii="Times New Roman" w:hAnsi="Times New Roman" w:cs="Times New Roman"/>
+          <w:sz w:val="22"/>
+          <w:szCs w:val="22"/>
         </w:rPr>
         <w:t xml:space="preserve"> </w:t>
       </w:r>
       <w:r>
+        <w:rPr>
+          <w:rFonts w:ascii="Times New Roman" w:hAnsi="Times New Roman" w:cs="Times New Roman"/>
+          <w:sz w:val="22"/>
+          <w:szCs w:val="22"/>
+        </w:rPr>
         <w:t>Letter</w:t>
       </w:r>
       <w:r>
         <w:rPr>
-          <w:spacing w:val="-2"/>
+          <w:rFonts w:ascii="Times New Roman" w:hAnsi="Times New Roman" w:cs="Times New Roman"/>
+          <w:sz w:val="22"/>
+          <w:szCs w:val="22"/>
         </w:rPr>
         <w:t xml:space="preserve"> </w:t>
       </w:r>
       <w:r>
+        <w:rPr>
+          <w:rFonts w:ascii="Times New Roman" w:hAnsi="Times New Roman" w:cs="Times New Roman"/>
+          <w:sz w:val="22"/>
+          <w:szCs w:val="22"/>
+        </w:rPr>
         <w:t>of</w:t>
       </w:r>
       <w:r>
         <w:rPr>
-          <w:spacing w:val="-6"/>
+          <w:rFonts w:ascii="Times New Roman" w:hAnsi="Times New Roman" w:cs="Times New Roman"/>
+          <w:sz w:val="22"/>
+          <w:szCs w:val="22"/>
         </w:rPr>
         <w:t xml:space="preserve"> </w:t>
       </w:r>
       <w:r>
+        <w:rPr>
+          <w:rFonts w:ascii="Times New Roman" w:hAnsi="Times New Roman" w:cs="Times New Roman"/>
+          <w:sz w:val="22"/>
+          <w:szCs w:val="22"/>
+        </w:rPr>
         <w:t>Collaboration</w:t>
       </w:r>
       <w:r>
         <w:rPr>
-          <w:spacing w:val="-6"/>
+          <w:rFonts w:ascii="Times New Roman" w:hAnsi="Times New Roman" w:cs="Times New Roman"/>
+          <w:sz w:val="22"/>
+          <w:szCs w:val="22"/>
         </w:rPr>
         <w:t xml:space="preserve"> </w:t>
       </w:r>
       <w:r>
+        <w:rPr>
+          <w:rFonts w:ascii="Times New Roman" w:hAnsi="Times New Roman" w:cs="Times New Roman"/>
+          <w:sz w:val="22"/>
+          <w:szCs w:val="22"/>
+        </w:rPr>
         <w:t>for</w:t>
       </w:r>
       <w:r>
         <w:rPr>
-          <w:spacing w:val="-6"/>
+          <w:rFonts w:ascii="Times New Roman" w:hAnsi="Times New Roman" w:cs="Times New Roman"/>
+          <w:sz w:val="22"/>
+          <w:szCs w:val="22"/>
         </w:rPr>
         <w:t xml:space="preserve"> </w:t>
       </w:r>
       <w:r>
+        <w:rPr>
+          <w:rFonts w:ascii="Times New Roman" w:hAnsi="Times New Roman" w:cs="Times New Roman"/>
+          <w:sz w:val="22"/>
+          <w:szCs w:val="22"/>
+        </w:rPr>
         <w:t>NSF</w:t>
       </w:r>
       <w:r>
+        <w:rPr>
+          <w:rFonts w:ascii="Times New Roman" w:hAnsi="Times New Roman" w:cs="Times New Roman"/>
+          <w:sz w:val="22"/>
+          <w:szCs w:val="22"/>
+        </w:rPr>
         <w:t xml:space="preserve"> </w:t>
       </w:r>
       <w:proofErr w:type="spellStart"/>
       <w:r>
+        <w:rPr>
+          <w:rFonts w:ascii="Times New Roman" w:hAnsi="Times New Roman" w:cs="Times New Roman"/>
+          <w:sz w:val="22"/>
+          <w:szCs w:val="22"/>
+        </w:rPr>
         <w:t>SaTC</w:t>
       </w:r>
       <w:proofErr w:type="spellEnd"/>
       <w:r>
+        <w:rPr>
+          <w:rFonts w:ascii="Times New Roman" w:hAnsi="Times New Roman" w:cs="Times New Roman"/>
+          <w:sz w:val="22"/>
+          <w:szCs w:val="22"/>
+        </w:rPr>
         <w:t xml:space="preserve"> 2.0 RES</w:t>
       </w:r>
       <w:r>
         <w:rPr>
-          <w:spacing w:val="-7"/>
+          <w:rFonts w:ascii="Times New Roman" w:hAnsi="Times New Roman" w:cs="Times New Roman"/>
+          <w:sz w:val="22"/>
+          <w:szCs w:val="22"/>
         </w:rPr>
         <w:t xml:space="preserve"> </w:t>
       </w:r>
       <w:r>
+        <w:rPr>
+          <w:rFonts w:ascii="Times New Roman" w:hAnsi="Times New Roman" w:cs="Times New Roman"/>
+          <w:sz w:val="22"/>
+          <w:szCs w:val="22"/>
+        </w:rPr>
         <w:t>proposal</w:t>
       </w:r>
       <w:r>
         <w:rPr>
-          <w:spacing w:val="-4"/>
+          <w:rFonts w:ascii="Times New Roman" w:hAnsi="Times New Roman" w:cs="Times New Roman"/>
+          <w:sz w:val="22"/>
+          <w:szCs w:val="22"/>
         </w:rPr>
         <w:t xml:space="preserve"> </w:t>
       </w:r>
       <w:r>
+        <w:rPr>
+          <w:rFonts w:ascii="Times New Roman" w:hAnsi="Times New Roman" w:cs="Times New Roman"/>
+          <w:sz w:val="22"/>
+          <w:szCs w:val="22"/>
+        </w:rPr>
         <w:t>titled</w:t>
       </w:r>
       <w:r>
         <w:rPr>
-          <w:spacing w:val="-1"/>
+          <w:rFonts w:ascii="Times New Roman" w:hAnsi="Times New Roman" w:cs="Times New Roman"/>
+          <w:sz w:val="22"/>
+          <w:szCs w:val="22"/>
         </w:rPr>
         <w:t xml:space="preserve"> </w:t>
       </w:r>
       <w:r>
+        <w:rPr>
+          <w:rFonts w:ascii="Times New Roman" w:hAnsi="Times New Roman" w:cs="Times New Roman"/>
+          <w:sz w:val="22"/>
+          <w:szCs w:val="22"/>
+        </w:rPr>
         <w:t>“</w:t>
       </w:r>
       <w:proofErr w:type="spellStart"/>
       <w:r>
         <w:rPr>
+          <w:rFonts w:ascii="Times New Roman" w:hAnsi="Times New Roman" w:cs="Times New Roman"/>
           <w:i/>
           <w:iCs/>
+          <w:sz w:val="22"/>
+          <w:szCs w:val="22"/>
         </w:rPr>
         <w:t>SaTC</w:t>
       </w:r>
       <w:proofErr w:type="spellEnd"/>
       <w:r>
         <w:rPr>
+          <w:rFonts w:ascii="Times New Roman" w:hAnsi="Times New Roman" w:cs="Times New Roman"/>
           <w:i/>
           <w:iCs/>
-        </w:rPr>
-        <w:t xml:space="preserve"> 2.0: RES: VEST: Verifiable Trust Establishment on</w:t>
-      </w:r>
-      <w:r>
-        <w:rPr>
-          <w:i/>
-          <w:iCs/>
-        </w:rPr>
-        <w:t xml:space="preserve"> </w:t>
-      </w:r>
-      <w:r>
-        <w:rPr>
-          <w:i/>
-          <w:iCs/>
-        </w:rPr>
-        <w:t>Embedded Systems</w:t>
-      </w:r>
-      <w:r>
-        <w:rPr>
-          <w:spacing w:val="-2"/>
+          <w:sz w:val="22"/>
+          <w:szCs w:val="22"/>
+        </w:rPr>
+        <w:t xml:space="preserve"> 2.0: RES: VEST: Verifiable Trust Establishment on Embedded Systems</w:t>
+      </w:r>
+      <w:r>
+        <w:rPr>
+          <w:rFonts w:ascii="Times New Roman" w:hAnsi="Times New Roman" w:cs="Times New Roman"/>
+          <w:sz w:val="22"/>
+          <w:szCs w:val="22"/>
         </w:rPr>
         <w:t>”</w:t>
       </w:r>
@@ -186,31 +298,66 @@
     <w:p>
       <w:pPr>
         <w:pStyle w:val="BodyText"/>
+        <w:rPr>
+          <w:rFonts w:ascii="Times New Roman" w:hAnsi="Times New Roman" w:cs="Times New Roman"/>
+          <w:sz w:val="22"/>
+          <w:szCs w:val="22"/>
+        </w:rPr>
       </w:pPr>
     </w:p>
     <w:p>
       <w:pPr>
         <w:pStyle w:val="BodyText"/>
         <w:spacing w:before="56"/>
+        <w:rPr>
+          <w:rFonts w:ascii="Times New Roman" w:hAnsi="Times New Roman" w:cs="Times New Roman"/>
+          <w:sz w:val="22"/>
+          <w:szCs w:val="22"/>
+        </w:rPr>
       </w:pPr>
     </w:p>
     <w:p>
       <w:pPr>
         <w:pStyle w:val="BodyText"/>
         <w:jc w:val="both"/>
-      </w:pPr>
-      <w:r>
+        <w:rPr>
+          <w:rFonts w:ascii="Times New Roman" w:hAnsi="Times New Roman" w:cs="Times New Roman"/>
+          <w:sz w:val="22"/>
+          <w:szCs w:val="22"/>
+        </w:rPr>
+      </w:pPr>
+      <w:r>
+        <w:rPr>
+          <w:rFonts w:ascii="Times New Roman" w:hAnsi="Times New Roman" w:cs="Times New Roman"/>
+          <w:sz w:val="22"/>
+          <w:szCs w:val="22"/>
+        </w:rPr>
         <w:t xml:space="preserve">Dear </w:t>
       </w:r>
       <w:r>
+        <w:rPr>
+          <w:rFonts w:ascii="Times New Roman" w:hAnsi="Times New Roman" w:cs="Times New Roman"/>
+          <w:sz w:val="22"/>
+          <w:szCs w:val="22"/>
+        </w:rPr>
         <w:t xml:space="preserve">NSF </w:t>
       </w:r>
       <w:proofErr w:type="spellStart"/>
       <w:r>
+        <w:rPr>
+          <w:rFonts w:ascii="Times New Roman" w:hAnsi="Times New Roman" w:cs="Times New Roman"/>
+          <w:sz w:val="22"/>
+          <w:szCs w:val="22"/>
+        </w:rPr>
         <w:t>SaTC</w:t>
       </w:r>
       <w:proofErr w:type="spellEnd"/>
       <w:r>
+        <w:rPr>
+          <w:rFonts w:ascii="Times New Roman" w:hAnsi="Times New Roman" w:cs="Times New Roman"/>
+          <w:sz w:val="22"/>
+          <w:szCs w:val="22"/>
+        </w:rPr>
         <w:t xml:space="preserve"> 2.0 Program Manager,</w:t>
       </w:r>
     </w:p>
@@ -218,6 +365,11 @@
       <w:pPr>
         <w:pStyle w:val="BodyText"/>
         <w:spacing w:before="170"/>
+        <w:rPr>
+          <w:rFonts w:ascii="Times New Roman" w:hAnsi="Times New Roman" w:cs="Times New Roman"/>
+          <w:sz w:val="22"/>
+          <w:szCs w:val="22"/>
+        </w:rPr>
       </w:pPr>
     </w:p>
     <w:p>
@@ -227,165 +379,259 @@
         <w:ind w:right="357"/>
         <w:jc w:val="both"/>
         <w:rPr>
+          <w:rFonts w:ascii="Times New Roman" w:hAnsi="Times New Roman" w:cs="Times New Roman"/>
           <w:i/>
           <w:iCs/>
-          <w:spacing w:val="-2"/>
-        </w:rPr>
-      </w:pPr>
-      <w:r>
-        <w:rPr>
-          <w:spacing w:val="-2"/>
+          <w:sz w:val="22"/>
+          <w:szCs w:val="22"/>
+        </w:rPr>
+      </w:pPr>
+      <w:r>
+        <w:rPr>
+          <w:rFonts w:ascii="Times New Roman" w:hAnsi="Times New Roman" w:cs="Times New Roman"/>
+          <w:sz w:val="22"/>
+          <w:szCs w:val="22"/>
         </w:rPr>
         <w:t>If</w:t>
       </w:r>
       <w:r>
         <w:rPr>
-          <w:spacing w:val="-9"/>
+          <w:rFonts w:ascii="Times New Roman" w:hAnsi="Times New Roman" w:cs="Times New Roman"/>
+          <w:sz w:val="22"/>
+          <w:szCs w:val="22"/>
         </w:rPr>
         <w:t xml:space="preserve"> </w:t>
       </w:r>
       <w:r>
         <w:rPr>
-          <w:spacing w:val="-2"/>
+          <w:rFonts w:ascii="Times New Roman" w:hAnsi="Times New Roman" w:cs="Times New Roman"/>
+          <w:sz w:val="22"/>
+          <w:szCs w:val="22"/>
         </w:rPr>
         <w:t>the proposal</w:t>
       </w:r>
       <w:r>
         <w:rPr>
-          <w:spacing w:val="-6"/>
+          <w:rFonts w:ascii="Times New Roman" w:hAnsi="Times New Roman" w:cs="Times New Roman"/>
+          <w:sz w:val="22"/>
+          <w:szCs w:val="22"/>
         </w:rPr>
         <w:t xml:space="preserve"> </w:t>
       </w:r>
       <w:r>
         <w:rPr>
-          <w:spacing w:val="-2"/>
+          <w:rFonts w:ascii="Times New Roman" w:hAnsi="Times New Roman" w:cs="Times New Roman"/>
+          <w:sz w:val="22"/>
+          <w:szCs w:val="22"/>
         </w:rPr>
         <w:t>submitted</w:t>
       </w:r>
       <w:r>
         <w:rPr>
-          <w:spacing w:val="-9"/>
+          <w:rFonts w:ascii="Times New Roman" w:hAnsi="Times New Roman" w:cs="Times New Roman"/>
+          <w:sz w:val="22"/>
+          <w:szCs w:val="22"/>
         </w:rPr>
         <w:t xml:space="preserve"> </w:t>
       </w:r>
       <w:r>
         <w:rPr>
-          <w:spacing w:val="-2"/>
+          <w:rFonts w:ascii="Times New Roman" w:hAnsi="Times New Roman" w:cs="Times New Roman"/>
+          <w:sz w:val="22"/>
+          <w:szCs w:val="22"/>
         </w:rPr>
         <w:t xml:space="preserve">by Dr. </w:t>
       </w:r>
       <w:r>
         <w:rPr>
-          <w:spacing w:val="-2"/>
+          <w:rFonts w:ascii="Times New Roman" w:hAnsi="Times New Roman" w:cs="Times New Roman"/>
+          <w:sz w:val="22"/>
+          <w:szCs w:val="22"/>
         </w:rPr>
         <w:t xml:space="preserve">MD </w:t>
       </w:r>
       <w:proofErr w:type="spellStart"/>
       <w:r>
         <w:rPr>
-          <w:spacing w:val="-2"/>
+          <w:rFonts w:ascii="Times New Roman" w:hAnsi="Times New Roman" w:cs="Times New Roman"/>
+          <w:sz w:val="22"/>
+          <w:szCs w:val="22"/>
         </w:rPr>
         <w:t>Armanuzzaman</w:t>
       </w:r>
       <w:proofErr w:type="spellEnd"/>
       <w:r>
         <w:rPr>
-          <w:spacing w:val="-5"/>
+          <w:rFonts w:ascii="Times New Roman" w:hAnsi="Times New Roman" w:cs="Times New Roman"/>
+          <w:sz w:val="22"/>
+          <w:szCs w:val="22"/>
         </w:rPr>
         <w:t xml:space="preserve"> </w:t>
       </w:r>
       <w:r>
         <w:rPr>
-          <w:spacing w:val="-2"/>
+          <w:rFonts w:ascii="Times New Roman" w:hAnsi="Times New Roman" w:cs="Times New Roman"/>
+          <w:sz w:val="22"/>
+          <w:szCs w:val="22"/>
         </w:rPr>
         <w:t xml:space="preserve">entitled </w:t>
       </w:r>
       <w:r>
         <w:rPr>
-          <w:spacing w:val="-2"/>
+          <w:rFonts w:ascii="Times New Roman" w:hAnsi="Times New Roman" w:cs="Times New Roman"/>
+          <w:sz w:val="22"/>
+          <w:szCs w:val="22"/>
         </w:rPr>
         <w:t>“</w:t>
       </w:r>
       <w:proofErr w:type="spellStart"/>
       <w:r>
         <w:rPr>
+          <w:rFonts w:ascii="Times New Roman" w:hAnsi="Times New Roman" w:cs="Times New Roman"/>
           <w:i/>
           <w:iCs/>
-          <w:spacing w:val="-2"/>
+          <w:sz w:val="22"/>
+          <w:szCs w:val="22"/>
         </w:rPr>
         <w:t>SaTC</w:t>
       </w:r>
       <w:proofErr w:type="spellEnd"/>
       <w:r>
         <w:rPr>
+          <w:rFonts w:ascii="Times New Roman" w:hAnsi="Times New Roman" w:cs="Times New Roman"/>
           <w:i/>
           <w:iCs/>
-          <w:spacing w:val="-2"/>
-        </w:rPr>
-        <w:t xml:space="preserve"> 2.0: RES: VEST: Verifiable Trust Establishment on</w:t>
-      </w:r>
-      <w:r>
-        <w:rPr>
-          <w:i/>
-          <w:iCs/>
-          <w:spacing w:val="-2"/>
+          <w:sz w:val="22"/>
+          <w:szCs w:val="22"/>
+        </w:rPr>
+        <w:t xml:space="preserve"> 2.0: RES: VEST: Verifiable Trust Establishment on Embedded Systems</w:t>
+      </w:r>
+      <w:r>
+        <w:rPr>
+          <w:rFonts w:ascii="Times New Roman" w:hAnsi="Times New Roman" w:cs="Times New Roman"/>
+          <w:sz w:val="22"/>
+          <w:szCs w:val="22"/>
+        </w:rPr>
+        <w:t>”</w:t>
+      </w:r>
+      <w:r>
+        <w:rPr>
+          <w:rFonts w:ascii="Times New Roman" w:hAnsi="Times New Roman" w:cs="Times New Roman"/>
+          <w:sz w:val="22"/>
+          <w:szCs w:val="22"/>
+        </w:rPr>
+        <w:t xml:space="preserve"> is selected for funding by</w:t>
+      </w:r>
+      <w:r>
+        <w:rPr>
+          <w:rFonts w:ascii="Times New Roman" w:hAnsi="Times New Roman" w:cs="Times New Roman"/>
+          <w:sz w:val="22"/>
+          <w:szCs w:val="22"/>
         </w:rPr>
         <w:t xml:space="preserve"> </w:t>
       </w:r>
       <w:r>
         <w:rPr>
-          <w:i/>
-          <w:iCs/>
-          <w:spacing w:val="-2"/>
-        </w:rPr>
-        <w:t>Embedded Systems</w:t>
-      </w:r>
-      <w:r>
-        <w:t>”</w:t>
-      </w:r>
-      <w:r>
-        <w:t xml:space="preserve"> is selected for funding by</w:t>
-      </w:r>
-      <w:r>
+          <w:rFonts w:ascii="Times New Roman" w:hAnsi="Times New Roman" w:cs="Times New Roman"/>
+          <w:sz w:val="22"/>
+          <w:szCs w:val="22"/>
+        </w:rPr>
+        <w:t>NSF, it is my intent to collaborate and/or commit resources as detailed in the Project Description or the Facilities, Equipment or Other Resources section of the proposal.</w:t>
+      </w:r>
+    </w:p>
+    <w:p>
+      <w:pPr>
+        <w:pStyle w:val="BodyText"/>
+        <w:rPr>
+          <w:rFonts w:ascii="Times New Roman" w:hAnsi="Times New Roman" w:cs="Times New Roman"/>
+          <w:sz w:val="22"/>
+          <w:szCs w:val="22"/>
+        </w:rPr>
+      </w:pPr>
+    </w:p>
+    <w:p>
+      <w:pPr>
+        <w:pStyle w:val="BodyText"/>
+        <w:ind w:right="357"/>
+        <w:jc w:val="both"/>
+        <w:rPr>
+          <w:rFonts w:ascii="Times New Roman" w:hAnsi="Times New Roman" w:cs="Times New Roman"/>
+          <w:sz w:val="22"/>
+          <w:szCs w:val="22"/>
+        </w:rPr>
+      </w:pPr>
+      <w:r>
+        <w:rPr>
+          <w:rFonts w:ascii="Times New Roman" w:hAnsi="Times New Roman" w:cs="Times New Roman"/>
+          <w:sz w:val="22"/>
+          <w:szCs w:val="22"/>
+          <w:highlight w:val="yellow"/>
+        </w:rPr>
+        <w:t>[Specifically, [Name/Organization] will provide: describe the concrete resources to be contributed, e.g., hardware or devices, software, test facilities, data, and/or research expertise, and how they support the project. The SaTC 2.0 solicitation asks letters to explicitly describe these resources. Delete this note.]</w:t>
+      </w:r>
+    </w:p>
+    <w:p>
+      <w:pPr>
+        <w:pStyle w:val="BodyText"/>
+        <w:rPr>
+          <w:rFonts w:ascii="Times New Roman" w:hAnsi="Times New Roman" w:cs="Times New Roman"/>
+          <w:sz w:val="22"/>
+          <w:szCs w:val="22"/>
+        </w:rPr>
+      </w:pPr>
+    </w:p>
+    <w:p>
+      <w:pPr>
+        <w:pStyle w:val="BodyText"/>
+        <w:rPr>
+          <w:rFonts w:ascii="Times New Roman" w:hAnsi="Times New Roman" w:cs="Times New Roman"/>
+          <w:sz w:val="22"/>
+          <w:szCs w:val="22"/>
+        </w:rPr>
+      </w:pPr>
+    </w:p>
+    <w:p>
+      <w:pPr>
+        <w:pStyle w:val="BodyText"/>
+        <w:spacing w:before="55"/>
+        <w:rPr>
+          <w:rFonts w:ascii="Times New Roman" w:hAnsi="Times New Roman" w:cs="Times New Roman"/>
+          <w:sz w:val="22"/>
+          <w:szCs w:val="22"/>
+        </w:rPr>
+      </w:pPr>
+    </w:p>
+    <w:p>
+      <w:pPr>
+        <w:pStyle w:val="BodyText"/>
+        <w:jc w:val="both"/>
+        <w:rPr>
+          <w:rFonts w:ascii="Times New Roman" w:hAnsi="Times New Roman" w:cs="Times New Roman"/>
+          <w:sz w:val="22"/>
+          <w:szCs w:val="22"/>
+        </w:rPr>
+      </w:pPr>
+      <w:r>
+        <w:rPr>
+          <w:rFonts w:ascii="Times New Roman" w:hAnsi="Times New Roman" w:cs="Times New Roman"/>
+          <w:sz w:val="22"/>
+          <w:szCs w:val="22"/>
+        </w:rPr>
+        <w:t>Warm</w:t>
+      </w:r>
+      <w:r>
+        <w:rPr>
+          <w:rFonts w:ascii="Times New Roman" w:hAnsi="Times New Roman" w:cs="Times New Roman"/>
+          <w:sz w:val="22"/>
+          <w:szCs w:val="22"/>
+        </w:rPr>
         <w:t xml:space="preserve"> </w:t>
       </w:r>
       <w:r>
-        <w:t>NSF, it is my intent to collaborate and/or commit resources as detailed in the Project Description or the Facilities, Equipment or Other Resources section of the proposal.</w:t>
-      </w:r>
-    </w:p>
-    <w:p>
-      <w:pPr>
-        <w:pStyle w:val="BodyText"/>
-      </w:pPr>
-    </w:p>
-    <w:p>
-      <w:pPr>
-        <w:pStyle w:val="BodyText"/>
-      </w:pPr>
-    </w:p>
-    <w:p>
-      <w:pPr>
-        <w:pStyle w:val="BodyText"/>
-        <w:spacing w:before="55"/>
-      </w:pPr>
-    </w:p>
-    <w:p>
-      <w:pPr>
-        <w:pStyle w:val="BodyText"/>
-        <w:jc w:val="both"/>
-      </w:pPr>
-      <w:r>
-        <w:t>Warm</w:t>
-      </w:r>
-      <w:r>
-        <w:rPr>
-          <w:spacing w:val="-5"/>
-        </w:rPr>
-        <w:t xml:space="preserve"> </w:t>
-      </w:r>
-      <w:r>
-        <w:rPr>
-          <w:spacing w:val="-2"/>
+        <w:rPr>
+          <w:rFonts w:ascii="Times New Roman" w:hAnsi="Times New Roman" w:cs="Times New Roman"/>
+          <w:sz w:val="22"/>
+          <w:szCs w:val="22"/>
         </w:rPr>
         <w:t>regards,</w:t>
       </w:r>
@@ -394,16 +640,31 @@
       <w:pPr>
         <w:pStyle w:val="BodyText"/>
         <w:spacing w:before="108"/>
-      </w:pPr>
-    </w:p>
-    <w:p>
-      <w:pPr>
-        <w:pStyle w:val="BodyText"/>
-      </w:pPr>
-    </w:p>
-    <w:p>
-      <w:pPr>
-        <w:pStyle w:val="BodyText"/>
+        <w:rPr>
+          <w:rFonts w:ascii="Times New Roman" w:hAnsi="Times New Roman" w:cs="Times New Roman"/>
+          <w:sz w:val="22"/>
+          <w:szCs w:val="22"/>
+        </w:rPr>
+      </w:pPr>
+    </w:p>
+    <w:p>
+      <w:pPr>
+        <w:pStyle w:val="BodyText"/>
+        <w:rPr>
+          <w:rFonts w:ascii="Times New Roman" w:hAnsi="Times New Roman" w:cs="Times New Roman"/>
+          <w:sz w:val="22"/>
+          <w:szCs w:val="22"/>
+        </w:rPr>
+      </w:pPr>
+    </w:p>
+    <w:p>
+      <w:pPr>
+        <w:pStyle w:val="BodyText"/>
+        <w:rPr>
+          <w:rFonts w:ascii="Times New Roman" w:hAnsi="Times New Roman" w:cs="Times New Roman"/>
+          <w:sz w:val="22"/>
+          <w:szCs w:val="22"/>
+        </w:rPr>
       </w:pPr>
     </w:p>
     <w:p>
@@ -411,11 +672,17 @@
         <w:pStyle w:val="BodyText"/>
         <w:spacing w:before="63"/>
         <w:rPr>
+          <w:rFonts w:ascii="Times New Roman" w:hAnsi="Times New Roman" w:cs="Times New Roman"/>
+          <w:sz w:val="22"/>
+          <w:szCs w:val="22"/>
           <w:highlight w:val="yellow"/>
         </w:rPr>
       </w:pPr>
       <w:r>
         <w:rPr>
+          <w:rFonts w:ascii="Times New Roman" w:hAnsi="Times New Roman" w:cs="Times New Roman"/>
+          <w:sz w:val="22"/>
+          <w:szCs w:val="22"/>
           <w:highlight w:val="yellow"/>
         </w:rPr>
         <w:t>[Signature]</w:t>
@@ -428,11 +695,17 @@
         <w:ind w:right="357"/>
         <w:jc w:val="both"/>
         <w:rPr>
+          <w:rFonts w:ascii="Times New Roman" w:hAnsi="Times New Roman" w:cs="Times New Roman"/>
+          <w:sz w:val="22"/>
+          <w:szCs w:val="22"/>
           <w:highlight w:val="yellow"/>
         </w:rPr>
       </w:pPr>
       <w:r>
         <w:rPr>
+          <w:rFonts w:ascii="Times New Roman" w:hAnsi="Times New Roman" w:cs="Times New Roman"/>
+          <w:sz w:val="22"/>
+          <w:szCs w:val="22"/>
           <w:highlight w:val="yellow"/>
         </w:rPr>
         <w:t>Name</w:t>
@@ -445,11 +718,17 @@
         <w:ind w:right="357"/>
         <w:jc w:val="both"/>
         <w:rPr>
+          <w:rFonts w:ascii="Times New Roman" w:hAnsi="Times New Roman" w:cs="Times New Roman"/>
+          <w:sz w:val="22"/>
+          <w:szCs w:val="22"/>
           <w:highlight w:val="yellow"/>
         </w:rPr>
       </w:pPr>
       <w:r>
         <w:rPr>
+          <w:rFonts w:ascii="Times New Roman" w:hAnsi="Times New Roman" w:cs="Times New Roman"/>
+          <w:sz w:val="22"/>
+          <w:szCs w:val="22"/>
           <w:highlight w:val="yellow"/>
         </w:rPr>
         <w:t>Position</w:t>
@@ -461,19 +740,26 @@
         <w:spacing w:before="1"/>
         <w:ind w:right="357"/>
         <w:jc w:val="both"/>
-      </w:pPr>
-      <w:r>
-        <w:rPr>
+        <w:rPr>
+          <w:rFonts w:ascii="Times New Roman" w:hAnsi="Times New Roman" w:cs="Times New Roman"/>
+          <w:sz w:val="22"/>
+          <w:szCs w:val="22"/>
+        </w:rPr>
+      </w:pPr>
+      <w:r>
+        <w:rPr>
+          <w:rFonts w:ascii="Times New Roman" w:hAnsi="Times New Roman" w:cs="Times New Roman"/>
+          <w:sz w:val="22"/>
+          <w:szCs w:val="22"/>
           <w:highlight w:val="yellow"/>
         </w:rPr>
         <w:t>Affiliation</w:t>
       </w:r>
     </w:p>
     <w:sectPr>
-      <w:footerReference w:type="default" r:id="rId6"/>
       <w:type w:val="continuous"/>
       <w:pgSz w:w="12240" w:h="15840"/>
-      <w:pgMar w:top="580" w:right="720" w:bottom="920" w:left="1080" w:header="0" w:footer="726" w:gutter="0"/>
+      <w:pgMar w:top="1440" w:right="1440" w:bottom="1440" w:left="1440" w:header="720" w:footer="720" w:gutter="0"/>
       <w:pgNumType w:start="1"/>
       <w:cols w:space="720"/>
     </w:sectPr>
@@ -535,7 +821,7 @@
   <w:docDefaults>
     <w:rPrDefault>
       <w:rPr>
-        <w:rFonts w:asciiTheme="minorHAnsi" w:eastAsiaTheme="minorHAnsi" w:hAnsiTheme="minorHAnsi" w:cstheme="minorBidi"/>
+        <w:rFonts w:ascii="Times New Roman" w:eastAsia="Times New Roman" w:hAnsi="Times New Roman" w:cs="Times New Roman"/>
         <w:sz w:val="22"/>
         <w:szCs w:val="22"/>
         <w:lang w:val="en-US" w:eastAsia="en-US" w:bidi="ar-SA"/>
@@ -930,8 +1216,14 @@
   <w:style w:type="paragraph" w:default="1" w:styleId="Normal">
     <w:name w:val="Normal"/>
     <w:qFormat/>
+    <w:pPr>
+      <w:snapToGrid w:val="0"/>
+      <w:spacing w:line="240" w:lineRule="exact"/>
+    </w:pPr>
     <w:rPr>
-      <w:rFonts w:ascii="Arial" w:eastAsia="Arial" w:hAnsi="Arial" w:cs="Arial"/>
+      <w:rFonts w:ascii="Times New Roman" w:eastAsia="Times New Roman" w:hAnsi="Times New Roman" w:cs="Times New Roman"/>
+      <w:sz w:val="22"/>
+      <w:szCs w:val="22"/>
     </w:rPr>
   </w:style>
   <w:style w:type="paragraph" w:styleId="Heading1">
@@ -940,8 +1232,7 @@
     <w:uiPriority w:val="9"/>
     <w:qFormat/>
     <w:pPr>
-      <w:spacing w:before="29"/>
-      <w:ind w:left="1831"/>
+      <w:spacing w:before="29" w:line="240" w:lineRule="auto"/>
       <w:outlineLvl w:val="0"/>
     </w:pPr>
     <w:rPr>
@@ -962,11 +1253,11 @@
     <w:pPr>
       <w:keepNext/>
       <w:keepLines/>
-      <w:spacing w:before="40"/>
+      <w:spacing w:before="40" w:line="240" w:lineRule="auto"/>
       <w:outlineLvl w:val="2"/>
     </w:pPr>
     <w:rPr>
-      <w:rFonts w:asciiTheme="majorHAnsi" w:eastAsiaTheme="majorEastAsia" w:hAnsiTheme="majorHAnsi" w:cstheme="majorBidi"/>
+      <w:rFonts w:ascii="Times New Roman" w:eastAsia="Times New Roman" w:hAnsi="Times New Roman" w:cs="Times New Roman"/>
       <w:color w:val="243F60" w:themeColor="accent1" w:themeShade="7F"/>
       <w:sz w:val="24"/>
       <w:szCs w:val="24"/>
@@ -1005,8 +1296,8 @@
     <w:uiPriority w:val="1"/>
     <w:qFormat/>
     <w:rPr>
-      <w:sz w:val="20"/>
-      <w:szCs w:val="20"/>
+      <w:sz w:val="22"/>
+      <w:szCs w:val="22"/>
     </w:rPr>
   </w:style>
   <w:style w:type="paragraph" w:styleId="ListParagraph">
@@ -1042,7 +1333,7 @@
     <w:uiPriority w:val="99"/>
     <w:rsid w:val="001219DD"/>
     <w:rPr>
-      <w:rFonts w:ascii="Arial" w:eastAsia="Arial" w:hAnsi="Arial" w:cs="Arial"/>
+      <w:rFonts w:ascii="Times New Roman" w:eastAsia="Times New Roman" w:hAnsi="Times New Roman" w:cs="Times New Roman"/>
     </w:rPr>
   </w:style>
   <w:style w:type="paragraph" w:styleId="Footer">
@@ -1066,7 +1357,7 @@
     <w:uiPriority w:val="99"/>
     <w:rsid w:val="001219DD"/>
     <w:rPr>
-      <w:rFonts w:ascii="Arial" w:eastAsia="Arial" w:hAnsi="Arial" w:cs="Arial"/>
+      <w:rFonts w:ascii="Times New Roman" w:eastAsia="Times New Roman" w:hAnsi="Times New Roman" w:cs="Times New Roman"/>
     </w:rPr>
   </w:style>
   <w:style w:type="character" w:customStyle="1" w:styleId="Heading3Char">
@@ -1077,7 +1368,7 @@
     <w:semiHidden/>
     <w:rsid w:val="00473FE1"/>
     <w:rPr>
-      <w:rFonts w:asciiTheme="majorHAnsi" w:eastAsiaTheme="majorEastAsia" w:hAnsiTheme="majorHAnsi" w:cstheme="majorBidi"/>
+      <w:rFonts w:ascii="Times New Roman" w:eastAsia="Times New Roman" w:hAnsi="Times New Roman" w:cs="Times New Roman"/>
       <w:color w:val="243F60" w:themeColor="accent1" w:themeShade="7F"/>
       <w:sz w:val="24"/>
       <w:szCs w:val="24"/>
